--- a/交付文档/完整社区预测模块嵌入大系统接入说明.docx
+++ b/交付文档/完整社区预测模块嵌入大系统接入说明.docx
@@ -1645,6 +1645,11 @@
       </w:pPr>
     </w:p>
     <w:p>
+      <w:r>
+        <w:br w:type="page"/>
+      </w:r>
+    </w:p>
+    <w:p>
       <w:pPr>
         <w:pStyle w:val="Heading2"/>
       </w:pPr>
@@ -1942,11 +1947,6 @@
           <w:sz w:val="16"/>
         </w:rPr>
         <w:t>});</w:t>
-      </w:r>
-    </w:p>
-    <w:p>
-      <w:r>
-        <w:br w:type="page"/>
       </w:r>
     </w:p>
     <w:p>
@@ -5151,92 +5151,6 @@
           </w:p>
         </w:tc>
       </w:tr>
-      <w:tr>
-        <w:tc>
-          <w:tcPr>
-            <w:tcW w:type="dxa" w:w="1814"/>
-            <w:vAlign w:val="center"/>
-            <w:tcMar>
-              <w:top w:w="110" w:type="dxa"/>
-              <w:start w:w="130" w:type="dxa"/>
-              <w:bottom w:w="110" w:type="dxa"/>
-              <w:end w:w="130" w:type="dxa"/>
-            </w:tcMar>
-          </w:tcPr>
-          <w:p>
-            <w:pPr>
-              <w:spacing w:after="0" w:line="276" w:lineRule="auto"/>
-              <w:jc w:val="center"/>
-            </w:pPr>
-            <w:r/>
-            <w:r>
-              <w:rPr>
-                <w:rFonts w:ascii="Microsoft YaHei" w:hAnsi="Microsoft YaHei" w:eastAsia="Microsoft YaHei"/>
-                <w:b w:val="0"/>
-                <w:color w:val="173B4D"/>
-                <w:sz w:val="18"/>
-              </w:rPr>
-              <w:t>COMMUNITY_PORT</w:t>
-            </w:r>
-          </w:p>
-        </w:tc>
-        <w:tc>
-          <w:tcPr>
-            <w:tcW w:type="dxa" w:w="3402"/>
-            <w:vAlign w:val="center"/>
-            <w:tcMar>
-              <w:top w:w="110" w:type="dxa"/>
-              <w:start w:w="130" w:type="dxa"/>
-              <w:bottom w:w="110" w:type="dxa"/>
-              <w:end w:w="130" w:type="dxa"/>
-            </w:tcMar>
-          </w:tcPr>
-          <w:p>
-            <w:pPr>
-              <w:spacing w:after="0" w:line="276" w:lineRule="auto"/>
-              <w:jc w:val="left"/>
-            </w:pPr>
-            <w:r/>
-            <w:r>
-              <w:rPr>
-                <w:rFonts w:ascii="Microsoft YaHei" w:hAnsi="Microsoft YaHei" w:eastAsia="Microsoft YaHei"/>
-                <w:b w:val="0"/>
-                <w:color w:val="173B4D"/>
-                <w:sz w:val="18"/>
-              </w:rPr>
-              <w:t>Windows 单机版监听端口</w:t>
-            </w:r>
-          </w:p>
-        </w:tc>
-        <w:tc>
-          <w:tcPr>
-            <w:tcW w:type="dxa" w:w="4309"/>
-            <w:vAlign w:val="center"/>
-            <w:tcMar>
-              <w:top w:w="110" w:type="dxa"/>
-              <w:start w:w="130" w:type="dxa"/>
-              <w:bottom w:w="110" w:type="dxa"/>
-              <w:end w:w="130" w:type="dxa"/>
-            </w:tcMar>
-          </w:tcPr>
-          <w:p>
-            <w:pPr>
-              <w:spacing w:after="0" w:line="276" w:lineRule="auto"/>
-              <w:jc w:val="left"/>
-            </w:pPr>
-            <w:r/>
-            <w:r>
-              <w:rPr>
-                <w:rFonts w:ascii="Microsoft YaHei" w:hAnsi="Microsoft YaHei" w:eastAsia="Microsoft YaHei"/>
-                <w:b w:val="0"/>
-                <w:color w:val="173B4D"/>
-                <w:sz w:val="18"/>
-              </w:rPr>
-              <w:t>默认 8765 仅适合本机访问和本地嵌入</w:t>
-            </w:r>
-          </w:p>
-        </w:tc>
-      </w:tr>
     </w:tbl>
     <w:p>
       <w:pPr>
@@ -5268,7 +5182,7 @@
           <w:color w:val="173B4D"/>
           <w:sz w:val="20"/>
         </w:rPr>
-        <w:t>Windows EXE 默认只监听 127.0.0.1，适合单机使用，不适合作为局域网或互联网共享服务。</w:t>
+        <w:t>生产部署应由 Uvicorn 或进程管理器运行后端，并通过反向代理统一提供静态页面与 /api。</w:t>
       </w:r>
     </w:p>
     <w:p>
@@ -5384,7 +5298,7 @@
           <w:color w:val="253F4C"/>
           <w:sz w:val="16"/>
         </w:rPr>
-        <w:t xml:space="preserve">    proxy_pass http://127.0.0.1:8765/api/;</w:t>
+        <w:t xml:space="preserve">    proxy_pass http://127.0.0.1:8000/api/;</w:t>
       </w:r>
       <w:r>
         <w:br/>
@@ -6133,7 +6047,7 @@
                 <w:color w:val="173B4D"/>
                 <w:sz w:val="18"/>
               </w:rPr>
-              <w:t>复制 EXE 到服务器后外部设备无法访问</w:t>
+              <w:t>本机可以访问但其他设备无法访问</w:t>
             </w:r>
           </w:p>
         </w:tc>
@@ -6161,7 +6075,7 @@
                 <w:color w:val="173B4D"/>
                 <w:sz w:val="18"/>
               </w:rPr>
-              <w:t>EXE 仅监听 127.0.0.1</w:t>
+              <w:t>仍在使用 127.0.0.1 或网关未开放服务</w:t>
             </w:r>
           </w:p>
         </w:tc>
@@ -6189,7 +6103,7 @@
                 <w:color w:val="173B4D"/>
                 <w:sz w:val="18"/>
               </w:rPr>
-              <w:t>使用正式服务部署和反向代理 不把单机 EXE 当共享服务器</w:t>
+              <w:t>使用正式域名和反向代理，并检查防火墙与监听地址</w:t>
             </w:r>
           </w:p>
         </w:tc>
@@ -6288,6 +6202,631 @@
       <w:pPr>
         <w:spacing w:after="0"/>
       </w:pPr>
+    </w:p>
+    <w:p>
+      <w:r>
+        <w:br w:type="page"/>
+      </w:r>
+    </w:p>
+    <w:p>
+      <w:pPr>
+        <w:pStyle w:val="Heading1"/>
+      </w:pPr>
+      <w:r>
+        <w:t>附录 A 源码下载与一键启动</w:t>
+      </w:r>
+    </w:p>
+    <w:p>
+      <w:pPr>
+        <w:spacing w:after="140" w:line="336" w:lineRule="auto"/>
+      </w:pPr>
+      <w:r>
+        <w:rPr>
+          <w:rFonts w:ascii="Microsoft YaHei" w:hAnsi="Microsoft YaHei" w:eastAsia="Microsoft YaHei"/>
+          <w:color w:val="173B4D"/>
+          <w:sz w:val="21"/>
+        </w:rPr>
+        <w:t>协作成员从 GitHub 获取源码后，可以通过根目录的一键启动脚本完成本地运行。该方式直接基于源码，用于开发、联调和功能验证。</w:t>
+      </w:r>
+    </w:p>
+    <w:tbl>
+      <w:tblPr>
+        <w:tblW w:type="auto" w:w="0"/>
+        <w:jc w:val="center"/>
+        <w:tblLayout w:type="fixed"/>
+        <w:tblLook w:firstColumn="1" w:firstRow="1" w:lastColumn="0" w:lastRow="0" w:noHBand="0" w:noVBand="1" w:val="04A0"/>
+        <w:tblBorders>
+          <w:top w:val="single" w:sz="5" w:color="D9D9D9"/>
+          <w:left w:val="single" w:sz="5" w:color="D9D9D9"/>
+          <w:bottom w:val="single" w:sz="5" w:color="D9D9D9"/>
+          <w:right w:val="single" w:sz="5" w:color="D9D9D9"/>
+          <w:insideH w:val="single" w:sz="5" w:color="D9D9D9"/>
+          <w:insideV w:val="single" w:sz="5" w:color="D9D9D9"/>
+        </w:tblBorders>
+      </w:tblPr>
+      <w:tblGrid>
+        <w:gridCol w:w="3249"/>
+        <w:gridCol w:w="3249"/>
+        <w:gridCol w:w="3249"/>
+      </w:tblGrid>
+      <w:tr>
+        <w:trPr>
+          <w:tblHeader w:val="true"/>
+        </w:trPr>
+        <w:tc>
+          <w:tcPr>
+            <w:tcW w:type="dxa" w:w="1361"/>
+            <w:shd w:fill="155F78"/>
+            <w:vAlign w:val="center"/>
+            <w:tcMar>
+              <w:top w:w="110" w:type="dxa"/>
+              <w:start w:w="130" w:type="dxa"/>
+              <w:bottom w:w="110" w:type="dxa"/>
+              <w:end w:w="130" w:type="dxa"/>
+            </w:tcMar>
+          </w:tcPr>
+          <w:p>
+            <w:pPr>
+              <w:keepNext/>
+              <w:spacing w:after="0" w:line="276" w:lineRule="auto"/>
+              <w:jc w:val="center"/>
+            </w:pPr>
+            <w:r/>
+            <w:r>
+              <w:rPr>
+                <w:rFonts w:ascii="Microsoft YaHei" w:hAnsi="Microsoft YaHei" w:eastAsia="Microsoft YaHei"/>
+                <w:b/>
+                <w:color w:val="FFFFFF"/>
+                <w:sz w:val="18"/>
+              </w:rPr>
+              <w:t>步骤</w:t>
+            </w:r>
+          </w:p>
+        </w:tc>
+        <w:tc>
+          <w:tcPr>
+            <w:tcW w:type="dxa" w:w="4535"/>
+            <w:shd w:fill="155F78"/>
+            <w:vAlign w:val="center"/>
+            <w:tcMar>
+              <w:top w:w="110" w:type="dxa"/>
+              <w:start w:w="130" w:type="dxa"/>
+              <w:bottom w:w="110" w:type="dxa"/>
+              <w:end w:w="130" w:type="dxa"/>
+            </w:tcMar>
+          </w:tcPr>
+          <w:p>
+            <w:pPr>
+              <w:keepNext/>
+              <w:spacing w:after="0" w:line="276" w:lineRule="auto"/>
+              <w:jc w:val="center"/>
+            </w:pPr>
+            <w:r/>
+            <w:r>
+              <w:rPr>
+                <w:rFonts w:ascii="Microsoft YaHei" w:hAnsi="Microsoft YaHei" w:eastAsia="Microsoft YaHei"/>
+                <w:b/>
+                <w:color w:val="FFFFFF"/>
+                <w:sz w:val="18"/>
+              </w:rPr>
+              <w:t>操作</w:t>
+            </w:r>
+          </w:p>
+        </w:tc>
+        <w:tc>
+          <w:tcPr>
+            <w:tcW w:type="dxa" w:w="3628"/>
+            <w:shd w:fill="155F78"/>
+            <w:vAlign w:val="center"/>
+            <w:tcMar>
+              <w:top w:w="110" w:type="dxa"/>
+              <w:start w:w="130" w:type="dxa"/>
+              <w:bottom w:w="110" w:type="dxa"/>
+              <w:end w:w="130" w:type="dxa"/>
+            </w:tcMar>
+          </w:tcPr>
+          <w:p>
+            <w:pPr>
+              <w:keepNext/>
+              <w:spacing w:after="0" w:line="276" w:lineRule="auto"/>
+              <w:jc w:val="center"/>
+            </w:pPr>
+            <w:r/>
+            <w:r>
+              <w:rPr>
+                <w:rFonts w:ascii="Microsoft YaHei" w:hAnsi="Microsoft YaHei" w:eastAsia="Microsoft YaHei"/>
+                <w:b/>
+                <w:color w:val="FFFFFF"/>
+                <w:sz w:val="18"/>
+              </w:rPr>
+              <w:t>完成标准</w:t>
+            </w:r>
+          </w:p>
+        </w:tc>
+      </w:tr>
+      <w:tr>
+        <w:tc>
+          <w:tcPr>
+            <w:tcW w:type="dxa" w:w="1361"/>
+            <w:vAlign w:val="center"/>
+            <w:tcMar>
+              <w:top w:w="110" w:type="dxa"/>
+              <w:start w:w="130" w:type="dxa"/>
+              <w:bottom w:w="110" w:type="dxa"/>
+              <w:end w:w="130" w:type="dxa"/>
+            </w:tcMar>
+          </w:tcPr>
+          <w:p>
+            <w:pPr>
+              <w:spacing w:after="0" w:line="276" w:lineRule="auto"/>
+              <w:jc w:val="center"/>
+            </w:pPr>
+            <w:r/>
+            <w:r>
+              <w:rPr>
+                <w:rFonts w:ascii="Microsoft YaHei" w:hAnsi="Microsoft YaHei" w:eastAsia="Microsoft YaHei"/>
+                <w:b w:val="0"/>
+                <w:color w:val="173B4D"/>
+                <w:sz w:val="18"/>
+              </w:rPr>
+              <w:t>1 准备环境</w:t>
+            </w:r>
+          </w:p>
+        </w:tc>
+        <w:tc>
+          <w:tcPr>
+            <w:tcW w:type="dxa" w:w="4535"/>
+            <w:vAlign w:val="center"/>
+            <w:tcMar>
+              <w:top w:w="110" w:type="dxa"/>
+              <w:start w:w="130" w:type="dxa"/>
+              <w:bottom w:w="110" w:type="dxa"/>
+              <w:end w:w="130" w:type="dxa"/>
+            </w:tcMar>
+          </w:tcPr>
+          <w:p>
+            <w:pPr>
+              <w:spacing w:after="0" w:line="276" w:lineRule="auto"/>
+              <w:jc w:val="left"/>
+            </w:pPr>
+            <w:r/>
+            <w:r>
+              <w:rPr>
+                <w:rFonts w:ascii="Microsoft YaHei" w:hAnsi="Microsoft YaHei" w:eastAsia="Microsoft YaHei"/>
+                <w:b w:val="0"/>
+                <w:color w:val="173B4D"/>
+                <w:sz w:val="18"/>
+              </w:rPr>
+              <w:t>安装 Python 3.11 或更高版本、Node.js 20 或更高版本，并加入 PATH</w:t>
+            </w:r>
+          </w:p>
+        </w:tc>
+        <w:tc>
+          <w:tcPr>
+            <w:tcW w:type="dxa" w:w="3628"/>
+            <w:vAlign w:val="center"/>
+            <w:tcMar>
+              <w:top w:w="110" w:type="dxa"/>
+              <w:start w:w="130" w:type="dxa"/>
+              <w:bottom w:w="110" w:type="dxa"/>
+              <w:end w:w="130" w:type="dxa"/>
+            </w:tcMar>
+          </w:tcPr>
+          <w:p>
+            <w:pPr>
+              <w:spacing w:after="0" w:line="276" w:lineRule="auto"/>
+              <w:jc w:val="left"/>
+            </w:pPr>
+            <w:r/>
+            <w:r>
+              <w:rPr>
+                <w:rFonts w:ascii="Microsoft YaHei" w:hAnsi="Microsoft YaHei" w:eastAsia="Microsoft YaHei"/>
+                <w:b w:val="0"/>
+                <w:color w:val="173B4D"/>
+                <w:sz w:val="18"/>
+              </w:rPr>
+              <w:t>命令行可执行 python 或 py，以及 node 和 corepack</w:t>
+            </w:r>
+          </w:p>
+        </w:tc>
+      </w:tr>
+      <w:tr>
+        <w:tc>
+          <w:tcPr>
+            <w:tcW w:type="dxa" w:w="1361"/>
+            <w:shd w:fill="F4F9FB"/>
+            <w:vAlign w:val="center"/>
+            <w:tcMar>
+              <w:top w:w="110" w:type="dxa"/>
+              <w:start w:w="130" w:type="dxa"/>
+              <w:bottom w:w="110" w:type="dxa"/>
+              <w:end w:w="130" w:type="dxa"/>
+            </w:tcMar>
+          </w:tcPr>
+          <w:p>
+            <w:pPr>
+              <w:spacing w:after="0" w:line="276" w:lineRule="auto"/>
+              <w:jc w:val="center"/>
+            </w:pPr>
+            <w:r/>
+            <w:r>
+              <w:rPr>
+                <w:rFonts w:ascii="Microsoft YaHei" w:hAnsi="Microsoft YaHei" w:eastAsia="Microsoft YaHei"/>
+                <w:b w:val="0"/>
+                <w:color w:val="173B4D"/>
+                <w:sz w:val="18"/>
+              </w:rPr>
+              <w:t>2 获取源码</w:t>
+            </w:r>
+          </w:p>
+        </w:tc>
+        <w:tc>
+          <w:tcPr>
+            <w:tcW w:type="dxa" w:w="4535"/>
+            <w:shd w:fill="F4F9FB"/>
+            <w:vAlign w:val="center"/>
+            <w:tcMar>
+              <w:top w:w="110" w:type="dxa"/>
+              <w:start w:w="130" w:type="dxa"/>
+              <w:bottom w:w="110" w:type="dxa"/>
+              <w:end w:w="130" w:type="dxa"/>
+            </w:tcMar>
+          </w:tcPr>
+          <w:p>
+            <w:pPr>
+              <w:spacing w:after="0" w:line="276" w:lineRule="auto"/>
+              <w:jc w:val="left"/>
+            </w:pPr>
+            <w:r/>
+            <w:r>
+              <w:rPr>
+                <w:rFonts w:ascii="Microsoft YaHei" w:hAnsi="Microsoft YaHei" w:eastAsia="Microsoft YaHei"/>
+                <w:b w:val="0"/>
+                <w:color w:val="173B4D"/>
+                <w:sz w:val="18"/>
+              </w:rPr>
+              <w:t>git clone 仓库，或下载 ZIP 后完整解压</w:t>
+            </w:r>
+          </w:p>
+        </w:tc>
+        <w:tc>
+          <w:tcPr>
+            <w:tcW w:type="dxa" w:w="3628"/>
+            <w:shd w:fill="F4F9FB"/>
+            <w:vAlign w:val="center"/>
+            <w:tcMar>
+              <w:top w:w="110" w:type="dxa"/>
+              <w:start w:w="130" w:type="dxa"/>
+              <w:bottom w:w="110" w:type="dxa"/>
+              <w:end w:w="130" w:type="dxa"/>
+            </w:tcMar>
+          </w:tcPr>
+          <w:p>
+            <w:pPr>
+              <w:spacing w:after="0" w:line="276" w:lineRule="auto"/>
+              <w:jc w:val="left"/>
+            </w:pPr>
+            <w:r/>
+            <w:r>
+              <w:rPr>
+                <w:rFonts w:ascii="Microsoft YaHei" w:hAnsi="Microsoft YaHei" w:eastAsia="Microsoft YaHei"/>
+                <w:b w:val="0"/>
+                <w:color w:val="173B4D"/>
+                <w:sz w:val="18"/>
+              </w:rPr>
+              <w:t>根目录中可见 backend、frontend、scripts 和一键启动.bat</w:t>
+            </w:r>
+          </w:p>
+        </w:tc>
+      </w:tr>
+      <w:tr>
+        <w:tc>
+          <w:tcPr>
+            <w:tcW w:type="dxa" w:w="1361"/>
+            <w:vAlign w:val="center"/>
+            <w:tcMar>
+              <w:top w:w="110" w:type="dxa"/>
+              <w:start w:w="130" w:type="dxa"/>
+              <w:bottom w:w="110" w:type="dxa"/>
+              <w:end w:w="130" w:type="dxa"/>
+            </w:tcMar>
+          </w:tcPr>
+          <w:p>
+            <w:pPr>
+              <w:spacing w:after="0" w:line="276" w:lineRule="auto"/>
+              <w:jc w:val="center"/>
+            </w:pPr>
+            <w:r/>
+            <w:r>
+              <w:rPr>
+                <w:rFonts w:ascii="Microsoft YaHei" w:hAnsi="Microsoft YaHei" w:eastAsia="Microsoft YaHei"/>
+                <w:b w:val="0"/>
+                <w:color w:val="173B4D"/>
+                <w:sz w:val="18"/>
+              </w:rPr>
+              <w:t>3 一键启动</w:t>
+            </w:r>
+          </w:p>
+        </w:tc>
+        <w:tc>
+          <w:tcPr>
+            <w:tcW w:type="dxa" w:w="4535"/>
+            <w:vAlign w:val="center"/>
+            <w:tcMar>
+              <w:top w:w="110" w:type="dxa"/>
+              <w:start w:w="130" w:type="dxa"/>
+              <w:bottom w:w="110" w:type="dxa"/>
+              <w:end w:w="130" w:type="dxa"/>
+            </w:tcMar>
+          </w:tcPr>
+          <w:p>
+            <w:pPr>
+              <w:spacing w:after="0" w:line="276" w:lineRule="auto"/>
+              <w:jc w:val="left"/>
+            </w:pPr>
+            <w:r/>
+            <w:r>
+              <w:rPr>
+                <w:rFonts w:ascii="Microsoft YaHei" w:hAnsi="Microsoft YaHei" w:eastAsia="Microsoft YaHei"/>
+                <w:b w:val="0"/>
+                <w:color w:val="173B4D"/>
+                <w:sz w:val="18"/>
+              </w:rPr>
+              <w:t>双击根目录的一键启动.bat</w:t>
+            </w:r>
+          </w:p>
+        </w:tc>
+        <w:tc>
+          <w:tcPr>
+            <w:tcW w:type="dxa" w:w="3628"/>
+            <w:vAlign w:val="center"/>
+            <w:tcMar>
+              <w:top w:w="110" w:type="dxa"/>
+              <w:start w:w="130" w:type="dxa"/>
+              <w:bottom w:w="110" w:type="dxa"/>
+              <w:end w:w="130" w:type="dxa"/>
+            </w:tcMar>
+          </w:tcPr>
+          <w:p>
+            <w:pPr>
+              <w:spacing w:after="0" w:line="276" w:lineRule="auto"/>
+              <w:jc w:val="left"/>
+            </w:pPr>
+            <w:r/>
+            <w:r>
+              <w:rPr>
+                <w:rFonts w:ascii="Microsoft YaHei" w:hAnsi="Microsoft YaHei" w:eastAsia="Microsoft YaHei"/>
+                <w:b w:val="0"/>
+                <w:color w:val="173B4D"/>
+                <w:sz w:val="18"/>
+              </w:rPr>
+              <w:t>脚本自动创建 .venv、安装依赖、启动服务并打开浏览器</w:t>
+            </w:r>
+          </w:p>
+        </w:tc>
+      </w:tr>
+      <w:tr>
+        <w:tc>
+          <w:tcPr>
+            <w:tcW w:type="dxa" w:w="1361"/>
+            <w:shd w:fill="F4F9FB"/>
+            <w:vAlign w:val="center"/>
+            <w:tcMar>
+              <w:top w:w="110" w:type="dxa"/>
+              <w:start w:w="130" w:type="dxa"/>
+              <w:bottom w:w="110" w:type="dxa"/>
+              <w:end w:w="130" w:type="dxa"/>
+            </w:tcMar>
+          </w:tcPr>
+          <w:p>
+            <w:pPr>
+              <w:spacing w:after="0" w:line="276" w:lineRule="auto"/>
+              <w:jc w:val="center"/>
+            </w:pPr>
+            <w:r/>
+            <w:r>
+              <w:rPr>
+                <w:rFonts w:ascii="Microsoft YaHei" w:hAnsi="Microsoft YaHei" w:eastAsia="Microsoft YaHei"/>
+                <w:b w:val="0"/>
+                <w:color w:val="173B4D"/>
+                <w:sz w:val="18"/>
+              </w:rPr>
+              <w:t>4 访问系统</w:t>
+            </w:r>
+          </w:p>
+        </w:tc>
+        <w:tc>
+          <w:tcPr>
+            <w:tcW w:type="dxa" w:w="4535"/>
+            <w:shd w:fill="F4F9FB"/>
+            <w:vAlign w:val="center"/>
+            <w:tcMar>
+              <w:top w:w="110" w:type="dxa"/>
+              <w:start w:w="130" w:type="dxa"/>
+              <w:bottom w:w="110" w:type="dxa"/>
+              <w:end w:w="130" w:type="dxa"/>
+            </w:tcMar>
+          </w:tcPr>
+          <w:p>
+            <w:pPr>
+              <w:spacing w:after="0" w:line="276" w:lineRule="auto"/>
+              <w:jc w:val="left"/>
+            </w:pPr>
+            <w:r/>
+            <w:r>
+              <w:rPr>
+                <w:rFonts w:ascii="Microsoft YaHei" w:hAnsi="Microsoft YaHei" w:eastAsia="Microsoft YaHei"/>
+                <w:b w:val="0"/>
+                <w:color w:val="173B4D"/>
+                <w:sz w:val="18"/>
+              </w:rPr>
+              <w:t>浏览器打开 http://127.0.0.1:5173</w:t>
+            </w:r>
+          </w:p>
+        </w:tc>
+        <w:tc>
+          <w:tcPr>
+            <w:tcW w:type="dxa" w:w="3628"/>
+            <w:shd w:fill="F4F9FB"/>
+            <w:vAlign w:val="center"/>
+            <w:tcMar>
+              <w:top w:w="110" w:type="dxa"/>
+              <w:start w:w="130" w:type="dxa"/>
+              <w:bottom w:w="110" w:type="dxa"/>
+              <w:end w:w="130" w:type="dxa"/>
+            </w:tcMar>
+          </w:tcPr>
+          <w:p>
+            <w:pPr>
+              <w:spacing w:after="0" w:line="276" w:lineRule="auto"/>
+              <w:jc w:val="left"/>
+            </w:pPr>
+            <w:r/>
+            <w:r>
+              <w:rPr>
+                <w:rFonts w:ascii="Microsoft YaHei" w:hAnsi="Microsoft YaHei" w:eastAsia="Microsoft YaHei"/>
+                <w:b w:val="0"/>
+                <w:color w:val="173B4D"/>
+                <w:sz w:val="18"/>
+              </w:rPr>
+              <w:t>前端页面和 http://127.0.0.1:8000/api/health 均可访问</w:t>
+            </w:r>
+          </w:p>
+        </w:tc>
+      </w:tr>
+      <w:tr>
+        <w:tc>
+          <w:tcPr>
+            <w:tcW w:type="dxa" w:w="1361"/>
+            <w:vAlign w:val="center"/>
+            <w:tcMar>
+              <w:top w:w="110" w:type="dxa"/>
+              <w:start w:w="130" w:type="dxa"/>
+              <w:bottom w:w="110" w:type="dxa"/>
+              <w:end w:w="130" w:type="dxa"/>
+            </w:tcMar>
+          </w:tcPr>
+          <w:p>
+            <w:pPr>
+              <w:spacing w:after="0" w:line="276" w:lineRule="auto"/>
+              <w:jc w:val="center"/>
+            </w:pPr>
+            <w:r/>
+            <w:r>
+              <w:rPr>
+                <w:rFonts w:ascii="Microsoft YaHei" w:hAnsi="Microsoft YaHei" w:eastAsia="Microsoft YaHei"/>
+                <w:b w:val="0"/>
+                <w:color w:val="173B4D"/>
+                <w:sz w:val="18"/>
+              </w:rPr>
+              <w:t>5 停止服务</w:t>
+            </w:r>
+          </w:p>
+        </w:tc>
+        <w:tc>
+          <w:tcPr>
+            <w:tcW w:type="dxa" w:w="4535"/>
+            <w:vAlign w:val="center"/>
+            <w:tcMar>
+              <w:top w:w="110" w:type="dxa"/>
+              <w:start w:w="130" w:type="dxa"/>
+              <w:bottom w:w="110" w:type="dxa"/>
+              <w:end w:w="130" w:type="dxa"/>
+            </w:tcMar>
+          </w:tcPr>
+          <w:p>
+            <w:pPr>
+              <w:spacing w:after="0" w:line="276" w:lineRule="auto"/>
+              <w:jc w:val="left"/>
+            </w:pPr>
+            <w:r/>
+            <w:r>
+              <w:rPr>
+                <w:rFonts w:ascii="Microsoft YaHei" w:hAnsi="Microsoft YaHei" w:eastAsia="Microsoft YaHei"/>
+                <w:b w:val="0"/>
+                <w:color w:val="173B4D"/>
+                <w:sz w:val="18"/>
+              </w:rPr>
+              <w:t>双击根目录的停止服务.bat</w:t>
+            </w:r>
+          </w:p>
+        </w:tc>
+        <w:tc>
+          <w:tcPr>
+            <w:tcW w:type="dxa" w:w="3628"/>
+            <w:vAlign w:val="center"/>
+            <w:tcMar>
+              <w:top w:w="110" w:type="dxa"/>
+              <w:start w:w="130" w:type="dxa"/>
+              <w:bottom w:w="110" w:type="dxa"/>
+              <w:end w:w="130" w:type="dxa"/>
+            </w:tcMar>
+          </w:tcPr>
+          <w:p>
+            <w:pPr>
+              <w:spacing w:after="0" w:line="276" w:lineRule="auto"/>
+              <w:jc w:val="left"/>
+            </w:pPr>
+            <w:r/>
+            <w:r>
+              <w:rPr>
+                <w:rFonts w:ascii="Microsoft YaHei" w:hAnsi="Microsoft YaHei" w:eastAsia="Microsoft YaHei"/>
+                <w:b w:val="0"/>
+                <w:color w:val="173B4D"/>
+                <w:sz w:val="18"/>
+              </w:rPr>
+              <w:t>5173 与 8000 端口释放</w:t>
+            </w:r>
+          </w:p>
+        </w:tc>
+      </w:tr>
+    </w:tbl>
+    <w:p>
+      <w:pPr>
+        <w:spacing w:after="0"/>
+      </w:pPr>
+    </w:p>
+    <w:p>
+      <w:pPr>
+        <w:pStyle w:val="ListBullet"/>
+        <w:spacing w:after="80" w:line="312" w:lineRule="auto"/>
+      </w:pPr>
+      <w:r>
+        <w:rPr>
+          <w:rFonts w:ascii="Microsoft YaHei" w:hAnsi="Microsoft YaHei" w:eastAsia="Microsoft YaHei"/>
+          <w:color w:val="173B4D"/>
+          <w:sz w:val="20"/>
+        </w:rPr>
+        <w:t>首次启动需要联网下载 Python 和前端依赖，后续启动仍会校验依赖以适配代码更新。</w:t>
+      </w:r>
+    </w:p>
+    <w:p>
+      <w:pPr>
+        <w:pStyle w:val="ListBullet"/>
+        <w:spacing w:after="80" w:line="312" w:lineRule="auto"/>
+      </w:pPr>
+      <w:r>
+        <w:rPr>
+          <w:rFonts w:ascii="Microsoft YaHei" w:hAnsi="Microsoft YaHei" w:eastAsia="Microsoft YaHei"/>
+          <w:color w:val="173B4D"/>
+          <w:sz w:val="20"/>
+        </w:rPr>
+        <w:t>不要从压缩包预览窗口直接运行，也不要把 .venv、node_modules 或运行数据库提交到 GitHub。</w:t>
+      </w:r>
+    </w:p>
+    <w:p>
+      <w:pPr>
+        <w:pStyle w:val="ListBullet"/>
+        <w:spacing w:after="80" w:line="312" w:lineRule="auto"/>
+      </w:pPr>
+      <w:r>
+        <w:rPr>
+          <w:rFonts w:ascii="Microsoft YaHei" w:hAnsi="Microsoft YaHei" w:eastAsia="Microsoft YaHei"/>
+          <w:color w:val="173B4D"/>
+          <w:sz w:val="20"/>
+        </w:rPr>
+        <w:t>若提示端口占用，先运行停止服务.bat，再关闭占用 5173 或 8000 端口的其他程序。</w:t>
+      </w:r>
     </w:p>
     <w:sectPr>
       <w:footerReference w:type="default" r:id="rId11"/>

--- a/交付文档/完整社区预测模块嵌入大系统接入说明.docx
+++ b/交付文档/完整社区预测模块嵌入大系统接入说明.docx
@@ -6747,7 +6747,7 @@
                 <w:color w:val="173B4D"/>
                 <w:sz w:val="18"/>
               </w:rPr>
-              <w:t>双击根目录的停止服务.bat</w:t>
+              <w:t>关闭一键启动脚本窗口</w:t>
             </w:r>
           </w:p>
         </w:tc>
@@ -6775,7 +6775,7 @@
                 <w:color w:val="173B4D"/>
                 <w:sz w:val="18"/>
               </w:rPr>
-              <w:t>5173 与 8000 端口释放</w:t>
+              <w:t>前端与后端进程自动结束，5173 与 8000 端口释放</w:t>
             </w:r>
           </w:p>
         </w:tc>
@@ -6825,7 +6825,7 @@
           <w:color w:val="173B4D"/>
           <w:sz w:val="20"/>
         </w:rPr>
-        <w:t>若提示端口占用，先运行停止服务.bat，再关闭占用 5173 或 8000 端口的其他程序。</w:t>
+        <w:t>使用系统期间需保持启动窗口开启；若提示端口占用，请关闭已有启动窗口和占用 5173 或 8000 端口的其他程序后重试。</w:t>
       </w:r>
     </w:p>
     <w:sectPr>
